--- a/bieu-mau/PL1C_Don-de-nghi-muon-thiet-bi_KLTN_luan-van.docx
+++ b/bieu-mau/PL1C_Don-de-nghi-muon-thiet-bi_KLTN_luan-van.docx
@@ -1635,7 +1635,7 @@
           <w:sz w:val="24"/>
           <w:szCs w:val="24"/>
         </w:rPr>
-        <w:t xml:space="preserve"> Việc bồi thường (nếu có) được xử lý theo Điều 24 Quy định quản lý, sử dụng tài sản nội bộ tại Khoa, độc lập với việc công nhận kết quả học tập. Chúng tôi chân thành cảm ơn.</w:t>
+        <w:t xml:space="preserve"> Việc bồi thường (nếu có) được xử lý theo Điều 18 Quy định quản lý, sử dụng phòng TN – TH của Khoa, độc lập với việc công nhận kết quả học tập. Chúng tôi chân thành cảm ơn.</w:t>
       </w:r>
     </w:p>
     <w:p>
